--- a/DOCS/23-51592-2 (MD Arfan Rahman)_CO3.docx
+++ b/DOCS/23-51592-2 (MD Arfan Rahman)_CO3.docx
@@ -1127,10 +1127,10 @@
           <w:color w:val="183861"/>
         </w:rPr>
         <w:drawing>
-          <wp:inline distT="0" distB="0" distL="0" distR="0" wp14:anchorId="67794854" wp14:editId="5C3BB1FC">
-            <wp:extent cx="7008516" cy="4046018"/>
-            <wp:effectExtent l="0" t="0" r="1905" b="5715"/>
-            <wp:docPr id="473464690" name="Picture 1"/>
+          <wp:inline distT="0" distB="0" distL="0" distR="0" wp14:anchorId="08AFA3EC" wp14:editId="08E89E25">
+            <wp:extent cx="7238925" cy="4903773"/>
+            <wp:effectExtent l="0" t="0" r="635" b="0"/>
+            <wp:docPr id="995362884" name="Picture 1"/>
             <wp:cNvGraphicFramePr>
               <a:graphicFrameLocks xmlns:a="http://schemas.openxmlformats.org/drawingml/2006/main" noChangeAspect="1"/>
             </wp:cNvGraphicFramePr>
@@ -1138,12 +1138,12 @@
               <a:graphicData uri="http://schemas.openxmlformats.org/drawingml/2006/picture">
                 <pic:pic xmlns:pic="http://schemas.openxmlformats.org/drawingml/2006/picture">
                   <pic:nvPicPr>
-                    <pic:cNvPr id="473464690" name=""/>
+                    <pic:cNvPr id="995362884" name=""/>
                     <pic:cNvPicPr/>
                   </pic:nvPicPr>
                   <pic:blipFill rotWithShape="1">
                     <a:blip r:embed="rId11"/>
-                    <a:srcRect l="11119" t="19969" r="11843" b="8872"/>
+                    <a:srcRect l="12935" t="9984" r="12866" b="9594"/>
                     <a:stretch>
                       <a:fillRect/>
                     </a:stretch>
@@ -1151,7 +1151,7 @@
                   <pic:spPr bwMode="auto">
                     <a:xfrm>
                       <a:off x="0" y="0"/>
-                      <a:ext cx="7032057" cy="4059608"/>
+                      <a:ext cx="7286482" cy="4935989"/>
                     </a:xfrm>
                     <a:prstGeom prst="rect">
                       <a:avLst/>
@@ -13155,26 +13155,6 @@
 </file>
 
 <file path=customXml/item2.xml><?xml version="1.0" encoding="utf-8"?>
-<?mso-contentType ?>
-<FormTemplates xmlns="http://schemas.microsoft.com/sharepoint/v3/contenttype/forms">
-  <Display>DocumentLibraryForm</Display>
-  <Edit>DocumentLibraryForm</Edit>
-  <New>DocumentLibraryForm</New>
-</FormTemplates>
-</file>
-
-<file path=customXml/item3.xml><?xml version="1.0" encoding="utf-8"?>
-<p:properties xmlns:p="http://schemas.microsoft.com/office/2006/metadata/properties" xmlns:xsi="http://www.w3.org/2001/XMLSchema-instance" xmlns:pc="http://schemas.microsoft.com/office/infopath/2007/PartnerControls">
-  <documentManagement>
-    <lcf76f155ced4ddcb4097134ff3c332f xmlns="e89bd651-a027-450b-961b-5fe5ec8507fb">
-      <Terms xmlns="http://schemas.microsoft.com/office/infopath/2007/PartnerControls"/>
-    </lcf76f155ced4ddcb4097134ff3c332f>
-    <TaxCatchAll xmlns="6aca64f0-1a7f-45a9-aeb0-68bfeee3fd7c" xsi:nil="true"/>
-  </documentManagement>
-</p:properties>
-</file>
-
-<file path=customXml/item4.xml><?xml version="1.0" encoding="utf-8"?>
 <ct:contentTypeSchema xmlns:ct="http://schemas.microsoft.com/office/2006/metadata/contentType" xmlns:ma="http://schemas.microsoft.com/office/2006/metadata/properties/metaAttributes" ct:_="" ma:_="" ma:contentTypeName="Document" ma:contentTypeID="0x0101006BA738DD7176B04DB0A7A860E99B23CF" ma:contentTypeVersion="11" ma:contentTypeDescription="Create a new document." ma:contentTypeScope="" ma:versionID="dfb6c7bb58ff17658e232ce9ded4f482">
   <xsd:schema xmlns:xsd="http://www.w3.org/2001/XMLSchema" xmlns:xs="http://www.w3.org/2001/XMLSchema" xmlns:p="http://schemas.microsoft.com/office/2006/metadata/properties" xmlns:ns2="e89bd651-a027-450b-961b-5fe5ec8507fb" xmlns:ns3="6aca64f0-1a7f-45a9-aeb0-68bfeee3fd7c" targetNamespace="http://schemas.microsoft.com/office/2006/metadata/properties" ma:root="true" ma:fieldsID="f4d25b6188bf54fe63b1183e3b4f8ef3" ns2:_="" ns3:_="">
     <xsd:import namespace="e89bd651-a027-450b-961b-5fe5ec8507fb"/>
@@ -13369,6 +13349,26 @@
 </ct:contentTypeSchema>
 </file>
 
+<file path=customXml/item3.xml><?xml version="1.0" encoding="utf-8"?>
+<p:properties xmlns:p="http://schemas.microsoft.com/office/2006/metadata/properties" xmlns:xsi="http://www.w3.org/2001/XMLSchema-instance" xmlns:pc="http://schemas.microsoft.com/office/infopath/2007/PartnerControls">
+  <documentManagement>
+    <lcf76f155ced4ddcb4097134ff3c332f xmlns="e89bd651-a027-450b-961b-5fe5ec8507fb">
+      <Terms xmlns="http://schemas.microsoft.com/office/infopath/2007/PartnerControls"/>
+    </lcf76f155ced4ddcb4097134ff3c332f>
+    <TaxCatchAll xmlns="6aca64f0-1a7f-45a9-aeb0-68bfeee3fd7c" xsi:nil="true"/>
+  </documentManagement>
+</p:properties>
+</file>
+
+<file path=customXml/item4.xml><?xml version="1.0" encoding="utf-8"?>
+<?mso-contentType ?>
+<FormTemplates xmlns="http://schemas.microsoft.com/sharepoint/v3/contenttype/forms">
+  <Display>DocumentLibraryForm</Display>
+  <Edit>DocumentLibraryForm</Edit>
+  <New>DocumentLibraryForm</New>
+</FormTemplates>
+</file>
+
 <file path=customXml/itemProps1.xml><?xml version="1.0" encoding="utf-8"?>
 <ds:datastoreItem xmlns:ds="http://schemas.openxmlformats.org/officeDocument/2006/customXml" ds:itemID="{EF278816-EC6F-A645-907D-7F25AECB1D4A}">
   <ds:schemaRefs>
@@ -13378,9 +13378,20 @@
 </file>
 
 <file path=customXml/itemProps2.xml><?xml version="1.0" encoding="utf-8"?>
-<ds:datastoreItem xmlns:ds="http://schemas.openxmlformats.org/officeDocument/2006/customXml" ds:itemID="{E293BAC0-855D-4A1D-AD98-21B9D8C0A983}">
+<ds:datastoreItem xmlns:ds="http://schemas.openxmlformats.org/officeDocument/2006/customXml" ds:itemID="{4966C041-AEAA-4E6D-B384-7C36E8893573}">
   <ds:schemaRefs>
-    <ds:schemaRef ds:uri="http://schemas.microsoft.com/sharepoint/v3/contenttype/forms"/>
+    <ds:schemaRef ds:uri="http://schemas.microsoft.com/office/2006/metadata/contentType"/>
+    <ds:schemaRef ds:uri="http://schemas.microsoft.com/office/2006/metadata/properties/metaAttributes"/>
+    <ds:schemaRef ds:uri="http://www.w3.org/2001/XMLSchema"/>
+    <ds:schemaRef ds:uri="http://schemas.microsoft.com/office/2006/metadata/properties"/>
+    <ds:schemaRef ds:uri="e89bd651-a027-450b-961b-5fe5ec8507fb"/>
+    <ds:schemaRef ds:uri="6aca64f0-1a7f-45a9-aeb0-68bfeee3fd7c"/>
+    <ds:schemaRef ds:uri="http://schemas.microsoft.com/office/2006/documentManagement/types"/>
+    <ds:schemaRef ds:uri="http://schemas.microsoft.com/office/infopath/2007/PartnerControls"/>
+    <ds:schemaRef ds:uri="http://schemas.openxmlformats.org/package/2006/metadata/core-properties"/>
+    <ds:schemaRef ds:uri="http://purl.org/dc/elements/1.1/"/>
+    <ds:schemaRef ds:uri="http://purl.org/dc/terms/"/>
+    <ds:schemaRef ds:uri="http://schemas.microsoft.com/internal/obd"/>
   </ds:schemaRefs>
 </ds:datastoreItem>
 </file>
@@ -13397,20 +13408,9 @@
 </file>
 
 <file path=customXml/itemProps4.xml><?xml version="1.0" encoding="utf-8"?>
-<ds:datastoreItem xmlns:ds="http://schemas.openxmlformats.org/officeDocument/2006/customXml" ds:itemID="{4966C041-AEAA-4E6D-B384-7C36E8893573}">
+<ds:datastoreItem xmlns:ds="http://schemas.openxmlformats.org/officeDocument/2006/customXml" ds:itemID="{E293BAC0-855D-4A1D-AD98-21B9D8C0A983}">
   <ds:schemaRefs>
-    <ds:schemaRef ds:uri="http://schemas.microsoft.com/office/2006/metadata/contentType"/>
-    <ds:schemaRef ds:uri="http://schemas.microsoft.com/office/2006/metadata/properties/metaAttributes"/>
-    <ds:schemaRef ds:uri="http://www.w3.org/2001/XMLSchema"/>
-    <ds:schemaRef ds:uri="http://schemas.microsoft.com/office/2006/metadata/properties"/>
-    <ds:schemaRef ds:uri="e89bd651-a027-450b-961b-5fe5ec8507fb"/>
-    <ds:schemaRef ds:uri="6aca64f0-1a7f-45a9-aeb0-68bfeee3fd7c"/>
-    <ds:schemaRef ds:uri="http://schemas.microsoft.com/office/2006/documentManagement/types"/>
-    <ds:schemaRef ds:uri="http://schemas.microsoft.com/office/infopath/2007/PartnerControls"/>
-    <ds:schemaRef ds:uri="http://schemas.openxmlformats.org/package/2006/metadata/core-properties"/>
-    <ds:schemaRef ds:uri="http://purl.org/dc/elements/1.1/"/>
-    <ds:schemaRef ds:uri="http://purl.org/dc/terms/"/>
-    <ds:schemaRef ds:uri="http://schemas.microsoft.com/internal/obd"/>
+    <ds:schemaRef ds:uri="http://schemas.microsoft.com/sharepoint/v3/contenttype/forms"/>
   </ds:schemaRefs>
 </ds:datastoreItem>
 </file>